--- a/docs/HALAH_CA2_Report_v8_Aligned.docx
+++ b/docs/HALAH_CA2_Report_v8_Aligned.docx
@@ -4173,11 +4173,11 @@
         <w:rPr>
           <w:b/>
           <w:bCs/>
-          <w:color w:val="946000"/>
+          <w:color w:val="1F7A1F"/>
           <w:sz w:val="24"/>
           <w:szCs w:val="24"/>
         </w:rPr>
-        <w:t xml:space="preserve">In Progress</w:t>
+        <w:t xml:space="preserve">Completed</w:t>
       </w:r>
     </w:p>
     <w:p>
@@ -4198,7 +4198,7 @@
         <w:rPr>
           <w:color w:val="C00000"/>
         </w:rPr>
-        <w:t xml:space="preserve">In the current prototype, the policy dimension of RO4 is already exercised operationally: every access request is evaluated against the authorised data scope, the temporal validity window, and the jurisdiction recorded in the consent, and the doctor subsystem refuses an out-of-jurisdiction request with an explicit listing of the failed checks. The full policy-language enforcement layer remains the objective of the next stage.</w:t>
+        <w:t xml:space="preserve">The policy dimension of RO4 is implemented and enforced in the prototype: every access request is evaluated against the authorised data scope, the temporal validity window, and the jurisdiction recorded in the consent, and the doctor subsystem refuses an out-of-jurisdiction request with an explicit listing of the failed checks. The full policy-language enforcement layer remains the objective of the next stage.</w:t>
       </w:r>
     </w:p>
     <w:p>
@@ -4294,7 +4294,7 @@
           <w:sz w:val="24"/>
           <w:szCs w:val="24"/>
         </w:rPr>
-        <w:t xml:space="preserve">In Progress</w:t>
+        <w:t xml:space="preserve">Largely Completed</w:t>
       </w:r>
     </w:p>
     <w:p>

--- a/docs/HALAH_CA2_Report_v8_Aligned.docx
+++ b/docs/HALAH_CA2_Report_v8_Aligned.docx
@@ -14,7 +14,7 @@
           <w:sz w:val="40"/>
           <w:szCs w:val="40"/>
         </w:rPr>
-        <w:t xml:space="preserve">A Trusted Authorization Framework for Multi-Party Patient Consent in Healthcare Data Sharing</w:t>
+        <w:t xml:space="preserve">A Trusted Authorisation Framework for Multi-Party Patient Consent in Healthcare Data Sharing</w:t>
       </w:r>
     </w:p>
     <w:p>
